--- a/paper2/manuscript/msj/S1_supplementary.docx
+++ b/paper2/manuscript/msj/S1_supplementary.docx
@@ -30,7 +30,7 @@
           <w:b w:val="0"/>
           <w:sz w:val="20"/>
         </w:rPr>
-        <w:t xml:space="preserve">Closing at the limit: price limits, overnight gaps and next-day returns on the Ho Chi Minh Stock Exchange</w:t>
+        <w:t xml:space="preserve">Do price limits delay price discovery? Overnight gaps after limit closes in Vietnam</w:t>
       </w:r>
     </w:p>
     <w:bookmarkStart w:id="20" w:name="s1.1.-characteristic-definitions"/>

--- a/paper2/manuscript/msj/S1_supplementary.docx
+++ b/paper2/manuscript/msj/S1_supplementary.docx
@@ -336,7 +336,7 @@
           <w:b w:val="0"/>
           <w:sz w:val="20"/>
         </w:rPr>
-        <w:t xml:space="preserve">We searched on 4 and 5 October 2026 with the web search tool of the AI assistant named in Section 6.2 of the article; no subscription database (Scopus or Web of Science) was available, and publisher pages could not be opened. The search topics were price-limit performance (delayed price discovery, volatility spillover, trading interference, and magnet effect), price-limit band changes, price limits in Vietnam and on HOSE and HNX, overnight versus intraday returns, lottery-type (MAX) and low-volatility effects, circuit breakers, multiple testing and false discoveries in asset pricing, Fama–MacBeth and clustered standard errors, regression discontinuity, weekly return predictability, and anomalies in the Vietnamese stock market; exact query strings were not logged. We screened about 100 records by title and abstract and kept peer-reviewed journal articles in English whose bibliographic record we could confirm; working papers, theses, code repositories, and press items were not used as evidence, except for press and brokerage descriptions of HOSE rules (Section 2.1 of the article). Vietnamese-language journals were not searched, and the coverage of Chinese A-share studies is incomplete. We read the bibliographic records and the abstract text returned by the search tool, not full texts. Statements in this paper that no study reports a given result refer to the peer-reviewed studies this search identified.</w:t>
+        <w:t xml:space="preserve">We searched on October 4 and 5, 2026 with the web search tool of the AI assistant named in Section 6.2 of the article; no subscription database (Scopus or Web of Science) was available, and publisher pages could not be opened. The search topics were price-limit performance (delayed price discovery, volatility spillover, trading interference, and magnet effect), price-limit band changes, price limits in Vietnam and on HOSE and HNX, overnight versus intraday returns, lottery-type (MAX) and low-volatility effects, circuit breakers, multiple testing and false discoveries in asset pricing, Fama–MacBeth and clustered standard errors, regression discontinuity, weekly return predictability, and anomalies in the Vietnamese stock market; exact query strings were not logged. We screened about 100 records by title and abstract and kept peer-reviewed journal articles in English whose bibliographic record we could confirm; working papers, theses, code repositories, and press items were not used as evidence, except for press and brokerage descriptions of HOSE rules (Section 2.1 of the article). Vietnamese-language journals were not searched, and the coverage of Chinese A-share studies is incomplete. We read the bibliographic records and the abstract text returned by the search tool, not full texts. Statements in this paper that no study reports a given result refer to the peer-reviewed studies this search identified.</w:t>
       </w:r>
     </w:p>
     <w:bookmarkEnd w:id="21"/>

--- a/paper2/manuscript/msj/S1_supplementary.docx
+++ b/paper2/manuscript/msj/S1_supplementary.docx
@@ -336,7 +336,7 @@
           <w:b w:val="0"/>
           <w:sz w:val="20"/>
         </w:rPr>
-        <w:t xml:space="preserve">We searched on October 4 and 5, 2026 with the web search tool of the AI assistant named in Section 6.2 of the article; no subscription database (Scopus or Web of Science) was available, and publisher pages could not be opened. The search topics were price-limit performance (delayed price discovery, volatility spillover, trading interference, and magnet effect), price-limit band changes, price limits in Vietnam and on HOSE and HNX, overnight versus intraday returns, lottery-type (MAX) and low-volatility effects, circuit breakers, multiple testing and false discoveries in asset pricing, Fama–MacBeth and clustered standard errors, regression discontinuity, weekly return predictability, and anomalies in the Vietnamese stock market; exact query strings were not logged. We screened about 100 records by title and abstract and kept peer-reviewed journal articles in English whose bibliographic record we could confirm; working papers, theses, code repositories, and press items were not used as evidence, except for press and brokerage descriptions of HOSE rules (Section 2.1 of the article). Vietnamese-language journals were not searched, and the coverage of Chinese A-share studies is incomplete. We read the bibliographic records and the abstract text returned by the search tool, not full texts. Statements in this paper that no study reports a given result refer to the peer-reviewed studies this search identified.</w:t>
+        <w:t xml:space="preserve">We searched on October 4 and 5, 2026 with the web search tool of the AI assistant named in Section 6.2 of the article; no subscription database (Scopus or Web of Science) was available, and publisher pages could not be opened. The search topics were price-limit performance (delayed price discovery, volatility spillover, trading interference, and magnet effect), price-limit band changes, price limits in Vietnam and on HOSE and HNX, overnight versus intraday returns, lottery-type (MAX) and low-volatility effects, circuit breakers, multiple testing and false discoveries in asset pricing, Fama–MacBeth and clustered standard errors, regression discontinuity, weekly return predictability, and anomalies in the Vietnamese stock market; exact query strings were not logged. We screened about 100 records by title and abstract and kept peer-reviewed journal articles in English whose bibliographic record we could confirm; working papers, theses, code repositories, and press items were not used as evidence, except for press and brokerage descriptions of HOSE rules (Section 2.1 of the article). A second search on October 6, 2026, covered studies of price limits in Vietnam, including the Vietnam Journals Online (VJOL) index, and added Le (2018) and the working paper of Farber et al. (2006); Vietnamese-language articles without an English record were not screened, and the coverage of Chinese A-share studies is incomplete. We read the bibliographic records and the abstract text returned by the search tool, not full texts. Statements in this paper that no study reports a given result refer to the peer-reviewed studies this search identified.</w:t>
       </w:r>
     </w:p>
     <w:bookmarkEnd w:id="21"/>

--- a/paper2/manuscript/msj/S1_supplementary.docx
+++ b/paper2/manuscript/msj/S1_supplementary.docx
@@ -336,7 +336,7 @@
           <w:b w:val="0"/>
           <w:sz w:val="20"/>
         </w:rPr>
-        <w:t xml:space="preserve">We searched on October 4 and 5, 2026 with the web search tool of the AI assistant named in Section 6.2 of the article; no subscription database (Scopus or Web of Science) was available, and publisher pages could not be opened. The search topics were price-limit performance (delayed price discovery, volatility spillover, trading interference, and magnet effect), price-limit band changes, price limits in Vietnam and on HOSE and HNX, overnight versus intraday returns, lottery-type (MAX) and low-volatility effects, circuit breakers, multiple testing and false discoveries in asset pricing, Fama–MacBeth and clustered standard errors, regression discontinuity, weekly return predictability, and anomalies in the Vietnamese stock market; exact query strings were not logged. We screened about 100 records by title and abstract and kept peer-reviewed journal articles in English whose bibliographic record we could confirm; working papers, theses, code repositories, and press items were not used as evidence, except for press and brokerage descriptions of HOSE rules (Section 2.1 of the article). A second search on October 6, 2026, covered studies of price limits in Vietnam, including the Vietnam Journals Online (VJOL) index, and added Le (2018) and the working paper of Farber et al. (2006); Vietnamese-language articles without an English record were not screened, and the coverage of Chinese A-share studies is incomplete. We read the bibliographic records and the abstract text returned by the search tool, not full texts. Statements in this paper that no study reports a given result refer to the peer-reviewed studies this search identified.</w:t>
+        <w:t xml:space="preserve">We searched on October 4 and 5, 2026 with the web search tool of the AI assistant named in Section 6.2 of the article; no subscription database (Scopus or Web of Science) was available, and publisher pages could not be opened. The search topics were price-limit performance (delayed price discovery, volatility spillover, trading interference, and magnet effect), price-limit band changes, price limits in Vietnam and on HOSE and HNX, overnight versus intraday returns, lottery-type (MAX) and low-volatility effects, circuit breakers, multiple testing and false discoveries in asset pricing, Fama–MacBeth and clustered standard errors, regression discontinuity, weekly return predictability, and anomalies in the Vietnamese stock market; exact query strings were not logged. We screened about 100 records by title and abstract and kept peer-reviewed journal articles in English whose bibliographic record we could confirm; working papers, theses, code repositories, and press items were not used as evidence, except for press and brokerage descriptions of HOSE rules (Section 2.1 of the article) and the working paper of Farber et al. (2006), cited as background on the early market. A second search on October 6, 2026, covered studies of price limits in Vietnam, including the Vietnam Journals Online (VJOL) index, and added Le (2012) and the working paper of Farber et al. (2006); Vietnamese-language articles without an English record were not screened, and the coverage of Chinese A-share studies is incomplete. We read the bibliographic records and the abstract text returned by the search tool; the full texts of the three studies closest to ours (Kim &amp; Rhee, 1997; Huang et al., 2001; Qi, 2023) were read on October 6, 2026, and Table 6 reports their results.</w:t>
       </w:r>
     </w:p>
     <w:bookmarkEnd w:id="21"/>
